--- a/materials/syllabus.docx
+++ b/materials/syllabus.docx
@@ -63,7 +63,7 @@
                 <w:sz w:val="48"/>
                 <w:szCs w:val="48"/>
               </w:rPr>
-              <w:t>Getting Reliable Results from AI Chat Tools</w:t>
+              <w:t>Getting Reliable Results from Google Gemini</w:t>
             </w:r>
           </w:p>
         </w:tc>
@@ -206,7 +206,7 @@
                 <w:sz w:val="22"/>
                 <w:szCs w:val="22"/>
               </w:rPr>
-              <w:t xml:space="preserve">Prompt Engineering Essentials: Getting Reliable Results from AI Chat Tools</w:t>
+              <w:t xml:space="preserve">Prompt Engineering Essentials: Getting Reliable Results from Google Gemini</w:t>
             </w:r>
           </w:p>
         </w:tc>
@@ -232,7 +232,7 @@
                 <w:sz w:val="22"/>
                 <w:szCs w:val="22"/>
               </w:rPr>
-              <w:t xml:space="preserve">Format</w:t>
+              <w:t xml:space="preserve">AI tool</w:t>
             </w:r>
           </w:p>
         </w:tc>
@@ -250,7 +250,7 @@
                 <w:sz w:val="22"/>
                 <w:szCs w:val="22"/>
               </w:rPr>
-              <w:t xml:space="preserve">In-person, hands-on workshop, one day</w:t>
+              <w:t xml:space="preserve">Google Gemini (gemini.google.com)</w:t>
             </w:r>
           </w:p>
         </w:tc>
@@ -276,7 +276,7 @@
                 <w:sz w:val="22"/>
                 <w:szCs w:val="22"/>
               </w:rPr>
-              <w:t xml:space="preserve">Date and time</w:t>
+              <w:t xml:space="preserve">Format</w:t>
             </w:r>
           </w:p>
         </w:tc>
@@ -293,16 +293,8 @@
               <w:rPr>
                 <w:sz w:val="22"/>
                 <w:szCs w:val="22"/>
-                <w:highlight w:val="yellow"/>
-              </w:rPr>
-              <w:t xml:space="preserve">[Date]</w:t>
-            </w:r>
-            <w:r>
-              <w:rPr>
-                <w:sz w:val="22"/>
-                <w:szCs w:val="22"/>
-              </w:rPr>
-              <w:t xml:space="preserve">, 9:00 a.m. – 4:00 p.m. (6 contact hours; 60-minute lunch break)</w:t>
+              </w:rPr>
+              <w:t xml:space="preserve">In-person, hands-on workshop, one day</w:t>
             </w:r>
           </w:p>
         </w:tc>
@@ -328,7 +320,7 @@
                 <w:sz w:val="22"/>
                 <w:szCs w:val="22"/>
               </w:rPr>
-              <w:t xml:space="preserve">Location</w:t>
+              <w:t xml:space="preserve">Date and time</w:t>
             </w:r>
           </w:p>
         </w:tc>
@@ -347,14 +339,14 @@
                 <w:szCs w:val="22"/>
                 <w:highlight w:val="yellow"/>
               </w:rPr>
-              <w:t xml:space="preserve">[Building and room]</w:t>
+              <w:t xml:space="preserve">[Date]</w:t>
             </w:r>
             <w:r>
               <w:rPr>
                 <w:sz w:val="22"/>
                 <w:szCs w:val="22"/>
               </w:rPr>
-              <w:t xml:space="preserve">, University of Nebraska at Omaha</w:t>
+              <w:t xml:space="preserve">, 9:00 a.m. – 4:00 p.m. (6 contact hours; 60-minute lunch break)</w:t>
             </w:r>
           </w:p>
         </w:tc>
@@ -380,7 +372,7 @@
                 <w:sz w:val="22"/>
                 <w:szCs w:val="22"/>
               </w:rPr>
-              <w:t xml:space="preserve">Instructor</w:t>
+              <w:t xml:space="preserve">Location</w:t>
             </w:r>
           </w:p>
         </w:tc>
@@ -399,7 +391,14 @@
                 <w:szCs w:val="22"/>
                 <w:highlight w:val="yellow"/>
               </w:rPr>
-              <w:t xml:space="preserve">[Instructor name]</w:t>
+              <w:t xml:space="preserve">[Building and room]</w:t>
+            </w:r>
+            <w:r>
+              <w:rPr>
+                <w:sz w:val="22"/>
+                <w:szCs w:val="22"/>
+              </w:rPr>
+              <w:t xml:space="preserve">, University of Nebraska at Omaha</w:t>
             </w:r>
           </w:p>
         </w:tc>
@@ -425,7 +424,7 @@
                 <w:sz w:val="22"/>
                 <w:szCs w:val="22"/>
               </w:rPr>
-              <w:t xml:space="preserve">Contact</w:t>
+              <w:t xml:space="preserve">Instructor</w:t>
             </w:r>
           </w:p>
         </w:tc>
@@ -444,22 +443,7 @@
                 <w:szCs w:val="22"/>
                 <w:highlight w:val="yellow"/>
               </w:rPr>
-              <w:t xml:space="preserve">[Email]</w:t>
-            </w:r>
-            <w:r>
-              <w:rPr>
-                <w:sz w:val="22"/>
-                <w:szCs w:val="22"/>
-              </w:rPr>
-              <w:t xml:space="preserve">  ·  </w:t>
-            </w:r>
-            <w:r>
-              <w:rPr>
-                <w:sz w:val="22"/>
-                <w:szCs w:val="22"/>
-                <w:highlight w:val="yellow"/>
-              </w:rPr>
-              <w:t xml:space="preserve">[Phone]</w:t>
+              <w:t xml:space="preserve">[Instructor name]</w:t>
             </w:r>
           </w:p>
         </w:tc>
@@ -485,7 +469,7 @@
                 <w:sz w:val="22"/>
                 <w:szCs w:val="22"/>
               </w:rPr>
-              <w:t xml:space="preserve">Offered by</w:t>
+              <w:t xml:space="preserve">Contact</w:t>
             </w:r>
           </w:p>
         </w:tc>
@@ -504,7 +488,22 @@
                 <w:szCs w:val="22"/>
                 <w:highlight w:val="yellow"/>
               </w:rPr>
-              <w:t xml:space="preserve">[College, department, or unit]</w:t>
+              <w:t xml:space="preserve">[Email]</w:t>
+            </w:r>
+            <w:r>
+              <w:rPr>
+                <w:sz w:val="22"/>
+                <w:szCs w:val="22"/>
+              </w:rPr>
+              <w:t xml:space="preserve">  ·  </w:t>
+            </w:r>
+            <w:r>
+              <w:rPr>
+                <w:sz w:val="22"/>
+                <w:szCs w:val="22"/>
+                <w:highlight w:val="yellow"/>
+              </w:rPr>
+              <w:t xml:space="preserve">[Phone]</w:t>
             </w:r>
           </w:p>
         </w:tc>
@@ -530,7 +529,7 @@
                 <w:sz w:val="22"/>
                 <w:szCs w:val="22"/>
               </w:rPr>
-              <w:t xml:space="preserve">Credit</w:t>
+              <w:t xml:space="preserve">Offered by</w:t>
             </w:r>
           </w:p>
         </w:tc>
@@ -543,19 +542,64 @@
             <w:pPr>
               <w:spacing w:after="0" w:line="264" w:lineRule="auto"/>
             </w:pPr>
-            <w:r>
-              <w:rPr>
-                <w:sz w:val="22"/>
-                <w:szCs w:val="22"/>
-              </w:rPr>
-              <w:t xml:space="preserve">Non-credit professional development. Certificate of completion </w:t>
-            </w:r>
             <w:r>
               <w:rPr>
                 <w:sz w:val="22"/>
                 <w:szCs w:val="22"/>
                 <w:highlight w:val="yellow"/>
               </w:rPr>
+              <w:t xml:space="preserve">[College, department, or unit]</w:t>
+            </w:r>
+          </w:p>
+        </w:tc>
+      </w:tr>
+      <w:tr>
+        <w:trPr>
+          <w:cantSplit/>
+        </w:trPr>
+        <w:tc>
+          <w:tcPr>
+            <w:tcW w:w="2400" w:type="dxa"/>
+            <w:shd w:val="clear" w:color="auto" w:fill="EFEFEF"/>
+            <w:vAlign w:val="center"/>
+          </w:tcPr>
+          <w:p>
+            <w:pPr>
+              <w:spacing w:after="0" w:line="264" w:lineRule="auto"/>
+            </w:pPr>
+            <w:r>
+              <w:rPr>
+                <w:b/>
+                <w:bCs/>
+                <w:sz w:val="22"/>
+                <w:szCs w:val="22"/>
+              </w:rPr>
+              <w:t xml:space="preserve">Credit</w:t>
+            </w:r>
+          </w:p>
+        </w:tc>
+        <w:tc>
+          <w:tcPr>
+            <w:tcW w:w="7824" w:type="dxa"/>
+            <w:vAlign w:val="center"/>
+          </w:tcPr>
+          <w:p>
+            <w:pPr>
+              <w:spacing w:after="0" w:line="264" w:lineRule="auto"/>
+            </w:pPr>
+            <w:r>
+              <w:rPr>
+                <w:sz w:val="22"/>
+                <w:szCs w:val="22"/>
+              </w:rPr>
+              <w:t xml:space="preserve">Non-credit professional development. Certificate of completion </w:t>
+            </w:r>
+            <w:r>
+              <w:rPr>
+                <w:sz w:val="22"/>
+                <w:szCs w:val="22"/>
+                <w:highlight w:val="yellow"/>
+              </w:rPr>
               <w:t xml:space="preserve">[confirm whether offered]</w:t>
             </w:r>
             <w:r>
@@ -589,7 +633,7 @@
         <w:spacing w:after="140" w:line="264" w:lineRule="auto"/>
       </w:pPr>
       <w:r>
-        <w:t xml:space="preserve">Generative AI chat tools such as Microsoft Copilot, ChatGPT, Claude, and Gemini can draft, summarize, and organize information in seconds, but the quality of what they produce depends on how they are asked. This one-day, hands-on workshop teaches working professionals with little or no AI experience how to write prompts that get useful, reliable results, and how to use these tools responsibly at work.</w:t>
+        <w:t xml:space="preserve">Google Gemini can draft, summarize, and organize information in seconds, but the quality of what it produces depends on how it is asked. This one-day, hands-on workshop teaches working professionals with little or no AI experience how to write prompts that get useful, reliable results from Gemini, and how to use it responsibly at work.</w:t>
       </w:r>
     </w:p>
     <w:p>
@@ -597,7 +641,7 @@
         <w:spacing w:after="140" w:line="264" w:lineRule="auto"/>
       </w:pPr>
       <w:r>
-        <w:t xml:space="preserve">Participants learn how large language models generate text and why they sometimes get things wrong; practise the five elements of an effective prompt (the CRAFT framework); apply prompt engineering techniques such as examples, grounding in source material, and step-by-step refinement; and learn to check AI output and protect sensitive information. More than half of the day is spent working directly with an AI tool. Each participant leaves with a tested, reusable prompt template for a task from their own job.</w:t>
+        <w:t xml:space="preserve">Participants learn how large language models generate text and why they sometimes get things wrong; practise the five elements of an effective prompt (the CRAFT framework, which matches Google's own Gemini prompting guidance); apply prompt engineering techniques such as examples, grounding in source material, and step-by-step refinement; and learn to check Gemini's output and protect sensitive information. Nearly half of the day is spent working directly in Gemini. Each participant leaves with a tested, reusable prompt saved in their own Gemini account.</w:t>
       </w:r>
     </w:p>
     <w:p>
@@ -619,7 +663,7 @@
         <w:spacing w:after="80" w:line="264" w:lineRule="auto"/>
       </w:pPr>
       <w:r>
-        <w:t xml:space="preserve">Professionals in any field (business, education, healthcare, government, nonprofit) who want to use AI tools in their daily work</w:t>
+        <w:t xml:space="preserve">Professionals in any field (business, education, healthcare, government, nonprofit) who have access to Gemini and want to use it in their daily work</w:t>
       </w:r>
     </w:p>
     <w:p>
@@ -680,7 +724,7 @@
         <w:t xml:space="preserve">Explain</w:t>
       </w:r>
       <w:r>
-        <w:t xml:space="preserve"> in plain language how AI chat tools generate responses, and name four limitations that affect how to use them.</w:t>
+        <w:t xml:space="preserve"> in plain language how Gemini generates responses, and name four limitations that affect how to use it.</w:t>
       </w:r>
     </w:p>
     <w:p>
@@ -718,7 +762,7 @@
         <w:t xml:space="preserve">Improve</w:t>
       </w:r>
       <w:r>
-        <w:t xml:space="preserve"> an AI response using prompt engineering techniques: examples, fenced source text, grounding rules, and follow-up refinement.</w:t>
+        <w:t xml:space="preserve"> a Gemini response using prompt engineering techniques: examples, fenced source text, grounding rules, and follow-up refinement.</w:t>
       </w:r>
     </w:p>
     <w:p>
@@ -737,7 +781,7 @@
         <w:t xml:space="preserve">Evaluate</w:t>
       </w:r>
       <w:r>
-        <w:t xml:space="preserve"> AI output for accuracy and completeness, and decide what information is safe to share with an AI tool.</w:t>
+        <w:t xml:space="preserve"> Gemini's output for accuracy and completeness, and decide what information is safe to share with it, given the account in use.</w:t>
       </w:r>
     </w:p>
     <w:p>
@@ -753,10 +797,10 @@
           <w:b/>
           <w:bCs/>
         </w:rPr>
-        <w:t xml:space="preserve">Build and test</w:t>
-      </w:r>
-      <w:r>
-        <w:t xml:space="preserve"> a reusable prompt template for a recurring task in their own work.</w:t>
+        <w:t xml:space="preserve">Build, test, and save</w:t>
+      </w:r>
+      <w:r>
+        <w:t xml:space="preserve"> a reusable prompt for a recurring task in their own work.</w:t>
       </w:r>
     </w:p>
     <w:p>
@@ -801,10 +845,10 @@
           <w:b/>
           <w:bCs/>
         </w:rPr>
-        <w:t xml:space="preserve">An AI chat tool account.</w:t>
-      </w:r>
-      <w:r>
-        <w:t xml:space="preserve"> Any general-purpose tool your organization allows, for example Microsoft Copilot, ChatGPT, Claude, or Gemini. A free account is enough; no paid features are needed. Please sign in and try it before the workshop.</w:t>
+        <w:t xml:space="preserve">Access to Google Gemini</w:t>
+      </w:r>
+      <w:r>
+        <w:t xml:space="preserve"> at gemini.google.com. Use your work or school Google account if your organization provides Gemini with it; otherwise a personal Google account works. No paid plan is needed. Please sign in and try it before the workshop.</w:t>
       </w:r>
     </w:p>
     <w:p>
@@ -823,7 +867,7 @@
         <w:t xml:space="preserve">The Participant Workbook</w:t>
       </w:r>
       <w:r>
-        <w:t xml:space="preserve">, provided by the instructor in print and digital form. It contains every exercise, source text, and the capstone template.</w:t>
+        <w:t xml:space="preserve">, provided by the instructor in print and digital form. It contains every exercise, source text, and the capstone template, ready to copy into Gemini.</w:t>
       </w:r>
     </w:p>
     <w:p>
@@ -1015,7 +1059,7 @@
                 <w:sz w:val="21"/>
                 <w:szCs w:val="21"/>
               </w:rPr>
-              <w:t xml:space="preserve">Introductions; pre-check; working agreements; tool setup check</w:t>
+              <w:t xml:space="preserve">Introductions; pre-check; ground rules; signing in to Gemini</w:t>
             </w:r>
           </w:p>
         </w:tc>
@@ -1074,7 +1118,7 @@
                 <w:sz w:val="21"/>
                 <w:szCs w:val="21"/>
               </w:rPr>
-              <w:t xml:space="preserve">How AI chat tools generate text, and four limits: fabrication, inconsistency, limited knowledge, privacy. The CRAFT framework.</w:t>
+              <w:t xml:space="preserve">How Gemini generates text, and four limits: fabrication, inconsistency, limited knowledge, privacy. The CRAFT framework.</w:t>
             </w:r>
           </w:p>
           <w:p>
@@ -1095,7 +1139,7 @@
                 <w:sz w:val="21"/>
                 <w:szCs w:val="21"/>
               </w:rPr>
-              <w:t xml:space="preserve"> Poke the model; Prompt makeover</w:t>
+              <w:t xml:space="preserve"> Poke Gemini; Prompt makeover</w:t>
             </w:r>
           </w:p>
         </w:tc>
@@ -1338,7 +1382,7 @@
                 <w:sz w:val="21"/>
                 <w:szCs w:val="21"/>
               </w:rPr>
-              <w:t xml:space="preserve">Checking what you paste (the data traffic light) and verifying what you get.</w:t>
+              <w:t xml:space="preserve">Work versus personal Gemini accounts; checking what you paste (the data traffic light); verifying what you get.</w:t>
             </w:r>
           </w:p>
           <w:p>
@@ -1470,7 +1514,7 @@
                 <w:sz w:val="21"/>
                 <w:szCs w:val="21"/>
               </w:rPr>
-              <w:t xml:space="preserve">Build, test, and revise a reusable prompt template for your own work; share-outs</w:t>
+              <w:t xml:space="preserve">Build, test, and revise a reusable prompt for your own work, and save it in Gemini; share-outs</w:t>
             </w:r>
           </w:p>
         </w:tc>
@@ -1555,7 +1599,15 @@
         <w:spacing w:after="140" w:line="264" w:lineRule="auto"/>
       </w:pPr>
       <w:r>
-        <w:t xml:space="preserve">The workshop is built around practice. About 45% of the day is hands-on work with an AI tool, 19% is discussion, and 22% is short presentations and live demonstrations. No presentation runs longer than 12 minutes before participants try the idea themselves. Most activities are done in pairs or small groups.</w:t>
+        <w:t xml:space="preserve">The workshop is built around practice. About 45% of the day is hands-on work in Gemini, 19% is discussion, and 22% is short presentations and live demonstrations. No presentation runs longer than 12 minutes before participants try the idea themselves. Most activities are done in pairs or small groups.</w:t>
+      </w:r>
+    </w:p>
+    <w:p>
+      <w:pPr>
+        <w:spacing w:after="140" w:line="264" w:lineRule="auto"/>
+      </w:pPr>
+      <w:r>
+        <w:t xml:space="preserve">The day is designed to be easy to follow for everyone, including participants who find long presentations hard to focus on: the slides carry one idea at a time, every activity is shown on screen with numbered steps, a visible timer, and a clear finish line, and the schedule alternates short explanations with hands-on work and movement.</w:t>
       </w:r>
     </w:p>
     <w:p>
@@ -1638,7 +1690,7 @@
         <w:t xml:space="preserve">Capstone.</w:t>
       </w:r>
       <w:r>
-        <w:t xml:space="preserve"> A reusable prompt template, tested on two inputs and reviewed against a four-part rubric: CRAFT elements, techniques, evaluation and safety, and reusability.</w:t>
+        <w:t xml:space="preserve"> A reusable prompt, tested on two inputs, saved in Gemini, and reviewed against a four-part rubric: CRAFT elements, techniques, evaluation and safety, and reusability.</w:t>
       </w:r>
     </w:p>
     <w:p>
@@ -1708,7 +1760,7 @@
         <w:spacing w:after="80" w:line="264" w:lineRule="auto"/>
       </w:pPr>
       <w:r>
-        <w:t xml:space="preserve">Never enter personal, confidential, or regulated information (for example student records, health information, personnel matters, customer data, financial information, or passwords) into an AI tool their organization has not approved.</w:t>
+        <w:t xml:space="preserve">Know which Google account they are using. With a work or school account covered by their organization's Gemini license, chats are not used to train Google's models or reviewed by people. With a personal Google account, chats may be read by human reviewers and used to improve Google's products.</w:t>
       </w:r>
     </w:p>
     <w:p>
@@ -1720,7 +1772,19 @@
         <w:spacing w:after="80" w:line="264" w:lineRule="auto"/>
       </w:pPr>
       <w:r>
-        <w:t xml:space="preserve">Check facts, figures, and claims before using AI output, and take responsibility for anything they share or publish.</w:t>
+        <w:t xml:space="preserve">Never enter personal, confidential, or regulated information (for example student records, health information, personnel matters, customer data, financial information, or passwords) into Gemini unless their organization has approved that use.</w:t>
+      </w:r>
+    </w:p>
+    <w:p>
+      <w:pPr>
+        <w:numPr>
+          <w:ilvl w:val="0"/>
+          <w:numId w:val="1"/>
+        </w:numPr>
+        <w:spacing w:after="80" w:line="264" w:lineRule="auto"/>
+      </w:pPr>
+      <w:r>
+        <w:t xml:space="preserve">Check facts, figures, and claims before using Gemini's output, including any sources it links to, and take responsibility for anything they share or publish.</w:t>
       </w:r>
     </w:p>
     <w:p>
@@ -1880,7 +1944,7 @@
         <w:spacing w:after="80" w:line="264" w:lineRule="auto"/>
       </w:pPr>
       <w:r>
-        <w:t xml:space="preserve">Your Participant Workbook, including the quick-reference page and your capstone template</w:t>
+        <w:t xml:space="preserve">Your Participant Workbook, including the quick-reference page and your capstone prompt</w:t>
       </w:r>
     </w:p>
     <w:p>
@@ -1896,7 +1960,7 @@
           <w:rPr>
             <w:rStyle w:val="Hyperlink"/>
           </w:rPr>
-          <w:t xml:space="preserve">OpenAI: Prompt engineering guide</w:t>
+          <w:t xml:space="preserve">Google Workspace with Gemini prompt guide</w:t>
         </w:r>
       </w:hyperlink>
     </w:p>
@@ -1913,7 +1977,7 @@
           <w:rPr>
             <w:rStyle w:val="Hyperlink"/>
           </w:rPr>
-          <w:t xml:space="preserve">Anthropic: Prompt engineering overview</w:t>
+          <w:t xml:space="preserve">Gemini Apps Help: getting started</w:t>
         </w:r>
       </w:hyperlink>
     </w:p>
@@ -1930,7 +1994,7 @@
           <w:rPr>
             <w:rStyle w:val="Hyperlink"/>
           </w:rPr>
-          <w:t xml:space="preserve">Microsoft Copilot help and learning</w:t>
+          <w:t xml:space="preserve">Gemini Apps Privacy Hub</w:t>
         </w:r>
       </w:hyperlink>
     </w:p>
